--- a/arquivos/Agroindustria_Grao_Dourado_Custos_MC_Enunciado.docx
+++ b/arquivos/Agroindustria_Grao_Dourado_Custos_MC_Enunciado.docx
@@ -1752,7 +1752,7 @@
         <w:spacing w:after="120"/>
       </w:pPr>
       <w:r>
-        <w:t xml:space="preserve">a) Classifique cada gasto da agroindústria em custo fixo, custo variável, despesa fixa ou despesa variável. Qual a margem de contribuição unitária e total de cada produto?</w:t>
+        <w:t>a) Classifique cada gasto da agroindústria em custo fixo, custo variável, despesa fixa ou despesa variável. Qual a margem de contribuição unitária e total de cada produto? Em seguida, elabore a DRE gerencial (custeio variável), por produto e total.</w:t>
       </w:r>
     </w:p>
     <w:p>

--- a/arquivos/Agroindustria_Grao_Dourado_Custos_MC_Enunciado.docx
+++ b/arquivos/Agroindustria_Grao_Dourado_Custos_MC_Enunciado.docx
@@ -628,7 +628,7 @@
                 <w:i w:val="false"/>
                 <w:iCs w:val="false"/>
               </w:rPr>
-              <w:t xml:space="preserve">Aquisição da prensa extrusora (expeller) de soja</w:t>
+              <w:t>Aquisição da prensa extrusora (expeller) de soja (vida útil 16 anos, taxa de depreciação de 6,25% a.a.)</w:t>
             </w:r>
           </w:p>
         </w:tc>
@@ -680,7 +680,7 @@
                 <w:i w:val="false"/>
                 <w:iCs w:val="false"/>
               </w:rPr>
-              <w:t xml:space="preserve">Aquisição da refinaria de óleo de soja</w:t>
+              <w:t>Aquisição da refinaria de óleo de soja (vida útil 12 anos, taxa de depreciação de 8,33% a.a., isto é, 1/12 do valor por ano)</w:t>
             </w:r>
           </w:p>
         </w:tc>
@@ -888,7 +888,7 @@
                 <w:i w:val="false"/>
                 <w:iCs w:val="false"/>
               </w:rPr>
-              <w:t xml:space="preserve">Móveis e computadores para o Setor Administrativo</w:t>
+              <w:t>Móveis e computadores para o Setor Administrativo (vida útil 10 anos, taxa de depreciação de 10% a.a.)</w:t>
             </w:r>
           </w:p>
         </w:tc>

--- a/arquivos/Agroindustria_Grao_Dourado_Custos_MC_Enunciado.docx
+++ b/arquivos/Agroindustria_Grao_Dourado_Custos_MC_Enunciado.docx
@@ -1784,7 +1784,7 @@
         <w:spacing w:after="120"/>
       </w:pPr>
       <w:r>
-        <w:t xml:space="preserve">e) Qual o ponto de equilíbrio da agroindústria, em número de unidades/ano, considerando o mix atual de produtos? O volume efetivamente processado e vendido no ano (4.750.000 unidades, somando kg e litros) está acima ou abaixo desse ponto?</w:t>
+        <w:t>e) Qual o ponto de equilíbrio da agroindústria, em número de unidades/ano, considerando o mix atual de produtos? Quantas unidades de cada produto ele representa? Considerando o volume efetivamente processado e vendido no ano (4.750.000 unidades, somando kg e litros), qual a margem de segurança, em unidades e em percentual?</w:t>
       </w:r>
     </w:p>
     <w:p>
